--- a/klagomål/A 33021-2026 FSC-klagomål.docx
+++ b/klagomål/A 33021-2026 FSC-klagomål.docx
@@ -940,7 +940,7 @@
     <w:r>
       <w:tab/>
       <w:tab/>
-      <w:t>2026-09-14</w:t>
+      <w:t>2026-09-15</w:t>
       <w:br/>
       <w:br/>
     </w:r>

--- a/klagomål/A 33021-2026 FSC-klagomål.docx
+++ b/klagomål/A 33021-2026 FSC-klagomål.docx
@@ -178,7 +178,7 @@
       <w:r>
         <w:drawing>
           <wp:inline xmlns:a="http://schemas.openxmlformats.org/drawingml/2006/main" xmlns:pic="http://schemas.openxmlformats.org/drawingml/2006/picture">
-            <wp:extent cx="5486400" cy="3787690"/>
+            <wp:extent cx="5486400" cy="4021475"/>
             <wp:docPr id="1" name="Picture 1"/>
             <wp:cNvGraphicFramePr>
               <a:graphicFrameLocks noChangeAspect="1"/>
@@ -199,7 +199,7 @@
                   <pic:spPr>
                     <a:xfrm>
                       <a:off x="0" y="0"/>
-                      <a:ext cx="5486400" cy="3787690"/>
+                      <a:ext cx="5486400" cy="4021475"/>
                     </a:xfrm>
                     <a:prstGeom prst="rect"/>
                   </pic:spPr>
@@ -221,7 +221,7 @@
     </w:p>
     <w:p>
       <w:r>
-        <w:t>I avverkningsanmälan finns fynd av 2 naturvårdsarter, varav 1 är rödlistad, 1 är fridlyst, 2 är typiska (T) och 1 är signalart (S): tretåig hackspett (NT, T, §4) och trådticka (S, T). Se Figur 1.</w:t>
+        <w:t>I avverkningsanmälan finns fynd av 8 naturvårdsarter, varav 6 är rödlistade, 4 är fridlysta, 7 är typiska (T) och 1 är signalart (S): harticka (NT, T), lavskrika (NT, T, §4), rynkskinn (NT, T), talltita (NT, §4), tretåig hackspett (NT, T, §4), ullticka (NT, T), trådticka (S, T) och spillkråka (T, §4). Se Figur 1.</w:t>
       </w:r>
     </w:p>
     <w:p>
@@ -252,6 +252,95 @@
         <w:rPr>
           <w:b/>
         </w:rPr>
+        <w:t>Harticka (NT)</w:t>
+      </w:r>
+      <w:r>
+        <w:t xml:space="preserve"> är normalt en mycket bra signalart för granskogar med höga naturvärden. Även när svampen påträffas i mer påverkade skogar är det nästan alltid fråga om skogsmiljöer i sena successionsstadier med höga naturvärden. Skogsskötselåtgärder på eller i omedelbar närhet av växtplatserna kan innebära ett hot mot arten. Harticka är typisk art för </w:t>
+      </w:r>
+      <w:r>
+        <w:rPr>
+          <w:i/>
+        </w:rPr>
+        <w:t xml:space="preserve">9010 Taiga, 9050 Näringsrik granskog </w:t>
+      </w:r>
+      <w:r>
+        <w:t xml:space="preserve">och </w:t>
+      </w:r>
+      <w:r>
+        <w:rPr>
+          <w:i/>
+        </w:rPr>
+        <w:t>9030 Landhöjningsskog</w:t>
+      </w:r>
+      <w:r>
+        <w:t xml:space="preserve"> (SLU Artdatabanken, 2024; Nitare &amp; Skogsstyrelsen, 2019).</w:t>
+      </w:r>
+    </w:p>
+    <w:p>
+      <w:r>
+        <w:rPr>
+          <w:b/>
+        </w:rPr>
+        <w:t>Lavskrika (NT, §4)</w:t>
+      </w:r>
+      <w:r>
+        <w:t xml:space="preserve"> är rödlistad som nära hotad och fridlyst enligt 4§ artskyddsförordningen. Den har minskat med 20 (10–30) % under de senaste 15 åren och minskningstakten bedöms vara nära gränsvärdet för sårbar (VU). Lavskrikan är en mycket stationär fågel, som häckar i äldre, slutna och hänglavsrika barrskogar. Nyckelfaktorer är flerskiktad skog med rik undervegetation samt riklig förekomst av hänglavar. Reviren är livslånga med hemområden som varierar mellan 50 och 150 ha. Inom ett revir av hög kvalitet finns det som regel ett eller flera kärnområden (1–20 ha) med relativt tät flerskiktad granskog. Arten missgynnas när flerskiktad skog omförs till enskiktade bestånd och även röjning och hård gallring är starkt negativt. Lavskrikan har relativt stora hemområden och försvinner när den äldre skogen fragmenteras, särskilt allvarligt är när kärnområdena avverkas. Den försvinner successivt framför allt vid dess utbredningsgränser och populationen har minskat kontinuerligt under 2000-talet. Lavskrika är typisk art för </w:t>
+      </w:r>
+      <w:r>
+        <w:rPr>
+          <w:i/>
+        </w:rPr>
+        <w:t>9010 Taiga</w:t>
+      </w:r>
+      <w:r>
+        <w:t xml:space="preserve"> (SLU Artdatabanken, 2026; Skogsstyrelsen 2016).</w:t>
+      </w:r>
+    </w:p>
+    <w:p>
+      <w:r>
+        <w:rPr>
+          <w:b/>
+        </w:rPr>
+        <w:t>Rynkskinn (NT)</w:t>
+      </w:r>
+      <w:r>
+        <w:t xml:space="preserve"> är en vednedbrytare som växer på grova granlågor och ingår i en karaktäristisk association av vedsvampar knutna till urskogsartade barrskogar. Den har klassificerats som en “urskogsindikator” och är placerad i toppen av Skogsstyrelsens värdepyramid för bedömning av skog med höga naturvärden. Allt tyder på att rynkskinn är mycket känslig för skogliga ingrepp och lokalerna, som oftast har höga biologiska kvaliteter, bör lämnas till fri utveckling. Rynkskinn är typisk art för </w:t>
+      </w:r>
+      <w:r>
+        <w:rPr>
+          <w:i/>
+        </w:rPr>
+        <w:t xml:space="preserve">9010 Taiga, 9050 Näringsrik granskog </w:t>
+      </w:r>
+      <w:r>
+        <w:t>och</w:t>
+      </w:r>
+      <w:r>
+        <w:rPr>
+          <w:i/>
+        </w:rPr>
+        <w:t xml:space="preserve"> 9030 Landhöjningsskog</w:t>
+      </w:r>
+      <w:r>
+        <w:t xml:space="preserve"> (Nitare &amp; Skogsstyrelsen, 2019; SLU Artdatabanken, 2026).</w:t>
+      </w:r>
+    </w:p>
+    <w:p>
+      <w:r>
+        <w:rPr>
+          <w:b/>
+        </w:rPr>
+        <w:t>Talltita (NT, §4)</w:t>
+      </w:r>
+      <w:r>
+        <w:t>, rödlistad som nära hotad och prioriterad art i Skogsvårdslagen, har häckningsrevir i anmälan. Arten har minskat kraftigt de senaste 30 åren och minskningstakten innevarande 10-årsperiod beräknas till 20 (10–30) %. Talltitan är synnerligen trogen sitt cirka 15 hektar stora revir och är beroende av flerskiktade olikåldriga skogar för att kunna föda upp sina ungar. Talltitan försvinner om dess livsmiljö kalavverkas (Eggers &amp; Low, 2014; Ekman, 1979; Griesser et al, 2007; Klein, 2020; Siffczyk et al, 2003; SLU Artdatabanken, 2021).</w:t>
+      </w:r>
+    </w:p>
+    <w:p>
+      <w:r>
+        <w:rPr>
+          <w:b/>
+        </w:rPr>
         <w:t>Tretåig hackspett (NT, §4)</w:t>
       </w:r>
       <w:r>
@@ -281,6 +370,62 @@
         <w:rPr>
           <w:b/>
         </w:rPr>
+        <w:t>Ullticka (NT)</w:t>
+      </w:r>
+      <w:r>
+        <w:t xml:space="preserve"> är knuten till restbestånd av barrnaturskog och förekommer med ett tydligt optimum i orörda eller måttligt påverkade gamla granskogar där det föreligger viss kontinuitet av grov död ved. Ullticka är en bra signalart inom hela sitt utbredningsområde och i södra Sverige är den sällsynt och en god signalart för skyddsvärda granskogsmiljöer. Den hotas av avverkning och fragmentering av naturskog och äldre granskog med lång trädkontinuitet. På ullticka kan ibland ulltickeporing (VU) påträffas - det är en sällsynt ticka som nyligen delats upp i de tre olika arterna ulltickeporing </w:t>
+      </w:r>
+      <w:r>
+        <w:rPr>
+          <w:i/>
+        </w:rPr>
+        <w:t xml:space="preserve">Skeletocutis brevispora </w:t>
+      </w:r>
+      <w:r>
+        <w:t>(VU)</w:t>
+      </w:r>
+      <w:r>
+        <w:rPr>
+          <w:i/>
+        </w:rPr>
+        <w:t>, Skeletocutis delicata</w:t>
+      </w:r>
+      <w:r>
+        <w:t xml:space="preserve"> (VU)</w:t>
+      </w:r>
+      <w:r>
+        <w:rPr>
+          <w:i/>
+        </w:rPr>
+        <w:t xml:space="preserve"> och Skeletocutis exilis</w:t>
+      </w:r>
+      <w:r>
+        <w:t xml:space="preserve"> (NT). Ullticka är typisk art för </w:t>
+      </w:r>
+      <w:r>
+        <w:rPr>
+          <w:i/>
+        </w:rPr>
+        <w:t xml:space="preserve">9010 Taiga, 9050 Näringsrik granskog </w:t>
+      </w:r>
+      <w:r>
+        <w:t xml:space="preserve">och </w:t>
+      </w:r>
+      <w:r>
+        <w:rPr>
+          <w:i/>
+        </w:rPr>
+        <w:t>9030 Landhöjningsskog</w:t>
+      </w:r>
+      <w:r>
+        <w:t xml:space="preserve"> (SLU Artdatabanken, 2026; Nitare &amp; Skogsstyrelsen, 2019; Miettinen &amp; Niemelä, 2018).</w:t>
+      </w:r>
+    </w:p>
+    <w:p>
+      <w:r>
+        <w:rPr>
+          <w:b/>
+        </w:rPr>
         <w:t xml:space="preserve">Trådticka </w:t>
       </w:r>
       <w:r>
@@ -303,6 +448,35 @@
       </w:r>
       <w:r>
         <w:t>(SLU Artdatabanken, 2025).</w:t>
+      </w:r>
+    </w:p>
+    <w:p>
+      <w:r>
+        <w:rPr>
+          <w:b/>
+        </w:rPr>
+        <w:t>Spillkråka (§4)</w:t>
+      </w:r>
+      <w:r>
+        <w:t xml:space="preserve"> omfattas av bilaga 1 i EU:s fågeldirektiv och är typisk art för </w:t>
+      </w:r>
+      <w:r>
+        <w:rPr>
+          <w:i/>
+        </w:rPr>
+        <w:t xml:space="preserve">9010 Taiga </w:t>
+      </w:r>
+      <w:r>
+        <w:t>och</w:t>
+      </w:r>
+      <w:r>
+        <w:rPr>
+          <w:i/>
+        </w:rPr>
+        <w:t xml:space="preserve"> 9740 Skogsbevuxen myr</w:t>
+      </w:r>
+      <w:r>
+        <w:t>. Den behöver grova träd, främst tall, asp och bok som boträd. Skogsbruk med korta omloppstider och täta, homogena ungskogar utgör det största hotet. Spillkråka är en nyckelart i skogliga miljöer vars övergivna bohål utnyttjas av flera andra hålhäckande fågelarter och fladdermöss, däribland pärluggla (EN, §4), knipa (§4), salskrake (§4) och skogsduva (§4). Hökuggla (VU, §4) och slaguggla (§4) häckar ofta i högstubbar som brutits av i höjd med ett gammalt spillkråkebo (SLU Artdatabanken, 2026; Skogsstyrelsen, 2016).</w:t>
       </w:r>
     </w:p>
     <w:p>
@@ -411,7 +585,7 @@
         <w:rPr>
           <w:i/>
         </w:rPr>
-        <w:t>I det avverkningsanmälda skogsområdet har 2 naturvårdsarter varav 1 rödlistade arter sina livsmiljöer och växtplatser.</w:t>
+        <w:t>I det avverkningsanmälda skogsområdet har 8 naturvårdsarter varav 6 rödlistade arter sina livsmiljöer och växtplatser.</w:t>
       </w:r>
     </w:p>
     <w:p>
@@ -616,69 +790,49 @@
         <w:pStyle w:val="Heading1"/>
       </w:pPr>
       <w:r>
-        <w:t>Tretåig hackspett – ekologi samt krav på livsmiljön</w:t>
+        <w:t>Lavskrika – ekologi samt krav på livsmiljön</w:t>
       </w:r>
     </w:p>
     <w:p>
       <w:r>
-        <w:t xml:space="preserve">Tretåig hackspett (NT) är fridlyst enligt §4 Artskyddsförordningen och finns med som prioriterad art i Skogsstyrelsen vägledning för skogsbruket (bilaga 4 till SVL). I vägledningen står bland annat att: </w:t>
+        <w:t>Lavskrika är rödlistad som nära hotad (NT), fridlyst enligt 4 § artskyddsförordningen (2007:845) och ingår i förteckningen över prioriterade arter i Skogsstyrelsens föreskrifter och allmänna råd (SKSFS 2011:7) bilaga 4. Lavskrikan är en mycket stationär fågel, som häckar i äldre, slutna och hänglavsrika barrskogar. Nyckelfaktorer är flerskiktad skog med rik undervegetation samt riklig förekomst av hänglavar (SLU Artdatabanken, 2026).</w:t>
+      </w:r>
+    </w:p>
+    <w:p>
+      <w:r>
+        <w:t xml:space="preserve">I Skogsstyrelsens vägledning för hänsyn till fåglar står bland annat att: </w:t>
       </w:r>
       <w:r>
         <w:rPr>
           <w:i/>
         </w:rPr>
-        <w:t xml:space="preserve">“Tretåig hackspett har stora arealkrav och höga krav på sin livsmiljö. Omdaningen av naturskogar till kulturskogar medför en förlust av viktiga miljöer, något som förstärks av ökad fragmentering till följd av avverkningar.” </w:t>
-      </w:r>
-      <w:r>
-        <w:t xml:space="preserve">Vidare att: </w:t>
+        <w:t>“Reviren är livslånga med hemområden som varierar mellan 50 och 150 ha. Hemområdena har inga fasta gränser utan det handlar mera om de yttre gränserna för familjegruppernas rörelser. Lavskrikan undviker att förflytta sig över stora öppna områden och hemområdesstorleken är därför större i områden fragmenterade av hyggen och yngre skog än i områden med i sammanhängande äldre skog. Det finns studier som antyder att det inom ett revir bör finnas maximalt 15 % öppna ytor och ungskog. Inom ett revir av hög kvalitet finns det som regel ett eller flera kärnområden (1–20 ha) med relativt tät flerskiktad granskog.”</w:t>
+      </w:r>
+      <w:r>
+        <w:t xml:space="preserve"> Vidare att: </w:t>
       </w:r>
       <w:r>
         <w:rPr>
           <w:i/>
         </w:rPr>
-        <w:t>“Områden med dokumenterad permanent förekomst i naturskogsmiljöer har vanligen så stora naturvärden att skogsbruk är olämpligt”</w:t>
-      </w:r>
-      <w:r>
-        <w:t xml:space="preserve"> (SLU Artdatabanken, 2024; Skogsstyrelsen, 2016)</w:t>
+        <w:t>“Arten missgynnas när flerskiktad skog omförs till enskiktade bestånd. Även skogsskötsel med återkommande röjning och hård gallring är starkt negativt. Lavskrikan har relativt stora hemområden och försvinner när den äldre skogen fragmenteras, särskilt allvarligt är när kärnområdena avverkas.”</w:t>
+      </w:r>
+      <w:r>
+        <w:t xml:space="preserve"> (Skogsstyrelsen 2016).</w:t>
+      </w:r>
+    </w:p>
+    <w:p>
+      <w:r>
+        <w:t xml:space="preserve">Populationen har minskat med 20 (10–30) % under de senaste 15 åren och minskningstakten bedöms vara nära gränsvärdet för sårbar (VU). Arten försvinner successivt framför allt vid dess utbredningsgränser och populationen har minskat kontinuerligt under 2000-talet. Lavskrika är typisk art för </w:t>
       </w:r>
       <w:r>
         <w:rPr>
           <w:i/>
         </w:rPr>
-        <w:t>.</w:t>
-      </w:r>
-    </w:p>
-    <w:p>
-      <w:r>
-        <w:t>Tretåig hackspett är beroende av större sammanhängande naturskogar med kontinuerlig tillgång och nybildning av död ved och fragmentering av livsmiljöerna utgör ett stort hot mot arten (se exempelvis Stachura-Skierczynska et al., 2009; Wesolowski et al., 2005; Butler et al., 2004; Pakkala et al., 2002; Amcoff et al., 1996; Virkkala, 1991). Det finns studier som visar att naturskogens självgallringsprocess som den tretåiga hackspetten är beroende av, inte kan ersättas med efterlämnad hänsyn i skogsbruket (Imbeau &amp; Desrochers, 2002).</w:t>
-      </w:r>
-    </w:p>
-    <w:p>
-      <w:r>
-        <w:t>Permanenta revir av tretåig hackspett karaktäriseras ofta av artens typiska ringformigt ordnade hackmärken på framför allt gamla granar. För att säkerställa att inte revir av tretåig hackspett drabbas av avverkningsplanerna bör en inventering göras i området både under häckningstid och under vintern, då arten utnyttjar betydligt större områden än under sommarens häckningsrevir. Storleken på häckningsreviret varierar med skogstypen, förekomsten av död ved och graden av fragmentering, men är i allmänhet i storleksordningen 25–100 hektar (SLU Artdatabanken, 2024; Skogsstyrelsen, 2016).</w:t>
-      </w:r>
-    </w:p>
-    <w:p>
-      <w:r>
-        <w:t xml:space="preserve">Förutom fridlysning enligt §4 Artskyddsförordningen är tretåig hackspett även förtecknad i EU:s fågeldirektiv bilaga 1. Den är typisk art för </w:t>
-      </w:r>
-      <w:r>
-        <w:rPr>
-          <w:i/>
-        </w:rPr>
-        <w:t xml:space="preserve">9010 Taiga, 9740 Skogsbevuxen myr, 9030 Landhöjningsskog </w:t>
-      </w:r>
-      <w:r>
-        <w:t xml:space="preserve">och </w:t>
-      </w:r>
-      <w:r>
-        <w:rPr>
-          <w:i/>
-        </w:rPr>
-        <w:t>9040 Fjällbjörkskog</w:t>
-      </w:r>
-      <w:r>
-        <w:t xml:space="preserve"> samt ingår i Natura 2000 och är förtecknad i Bernkonventionen bilaga II (strikt skyddade djurarter) (SLU Artdatabanken, 2024; Skogsstyrelsen, 2016).</w:t>
+        <w:t>9010 Taiga</w:t>
+      </w:r>
+      <w:r>
+        <w:t xml:space="preserve"> (SLU Artdatabanken, 2026).</w:t>
       </w:r>
     </w:p>
     <w:p>
@@ -686,6 +840,232 @@
         <w:pStyle w:val="Heading2"/>
       </w:pPr>
       <w:r>
+        <w:t>Referenser – lavskrika</w:t>
+      </w:r>
+    </w:p>
+    <w:p>
+      <w:r>
+        <w:t xml:space="preserve">Skogsstyrelsen, 2016. </w:t>
+      </w:r>
+      <w:r>
+        <w:rPr>
+          <w:i/>
+        </w:rPr>
+        <w:t xml:space="preserve">Vägledning för hänsyn till fåglar – lavskrika. </w:t>
+      </w:r>
+      <w:r>
+        <w:t>https://www.skogsstyrelsen.se/globalassets/lag-och-tillsyn/artskydd/vagledningar-for-hansyn-till-faglar/lavskrika-vagledning-hansyn.pdf</w:t>
+      </w:r>
+    </w:p>
+    <w:p>
+      <w:r>
+        <w:t xml:space="preserve">SLU Artdatabanken, 2026. </w:t>
+      </w:r>
+      <w:r>
+        <w:rPr>
+          <w:i/>
+        </w:rPr>
+        <w:t xml:space="preserve">Artfaktablad. Naturvård – artfakta. </w:t>
+      </w:r>
+      <w:r>
+        <w:t>SLU Artdatabanken, Uppsala</w:t>
+      </w:r>
+    </w:p>
+    <w:p>
+      <w:pPr>
+        <w:pStyle w:val="Heading1"/>
+      </w:pPr>
+      <w:r>
+        <w:t>Talltita – ekologi samt krav på livsmiljön</w:t>
+      </w:r>
+    </w:p>
+    <w:p>
+      <w:r>
+        <w:t>Talltita är rödlistad som NT, fridlyst och prioriterad art i Skogsvårdslagen. Den omfattas av EU:s fågeldirektiv. Arten har minskat kraftigt de senaste 30 åren och minskningstakten innevarande 10-årsperiod beräknas till 20 (10–30) % (SLU Artdatabanken, 2022).</w:t>
+      </w:r>
+    </w:p>
+    <w:p>
+      <w:r>
+        <w:t>Talltita föredrar större sammanhängande barrskogar, och finns såväl i tallskog som granskog och i lövblandad barrskog. Skogens struktur är viktig och ska helst vara flerskiktad med riklig underväxt av mindre granar, björk och andra lövträd och buskar. Tillgång på murknande högstubbar är särskilt viktig, eftersom talltitan helst själv hackar ut sitt bohål (SLU Artdatabanken, 2022).</w:t>
+      </w:r>
+    </w:p>
+    <w:p>
+      <w:r>
+        <w:t>Det finns flera studier som visar att talltita är känslig för gallring och inte överlever när dess livsmiljö kalavverkas (Eggers and Low, 2014; Griesser et al., 2007; Klein, 2020). Talltitans revir är förhållandevis stora, 10–20 hektar och arten missgynnas när skogen fragmenteras. Kalavverkning av större delar av reviret innebär att det överges (Artdatabanken, 2021).</w:t>
+      </w:r>
+    </w:p>
+    <w:p>
+      <w:r>
+        <w:t>Talltitan är synnerligen trogen sitt revir så länge paret lever och biotopen förblir intakt. Paret stannar i sitt revir året om. En förlust av ett revir har därför en stor inverkan på den lokala populationen och trakthyggesbruket anses vara orsak till den svenska populationens kraftiga minskning. Talltiteparets revirtrohet innebär att närhelst under året man observerar en adult talltita så ingår denna plats i reviret (Siffczyk et al., 2003; Ekman, 1979).</w:t>
+      </w:r>
+    </w:p>
+    <w:p>
+      <w:pPr>
+        <w:pStyle w:val="Heading2"/>
+      </w:pPr>
+      <w:r>
+        <w:t>Referenser – talltita</w:t>
+      </w:r>
+    </w:p>
+    <w:p>
+      <w:r>
+        <w:t xml:space="preserve">Eggers, S., Low, M., 2014. </w:t>
+      </w:r>
+      <w:r>
+        <w:rPr>
+          <w:i/>
+        </w:rPr>
+        <w:t xml:space="preserve">Differential demographic responses of sympatric Parids to vegetation management in boreal forest. </w:t>
+      </w:r>
+      <w:r>
+        <w:t>For. Ecol. Manage. 319, 169–175.</w:t>
+      </w:r>
+    </w:p>
+    <w:p>
+      <w:r>
+        <w:t xml:space="preserve">Ekman, J., 1979. </w:t>
+      </w:r>
+      <w:r>
+        <w:rPr>
+          <w:i/>
+        </w:rPr>
+        <w:t xml:space="preserve">Coherence, composition and territories of winter social groups of the Willow Tit Parus montanus and the Crested Tit P. cristatus. </w:t>
+      </w:r>
+      <w:r>
+        <w:t>Ornis Scandinavica, 10, pp 56–68</w:t>
+      </w:r>
+    </w:p>
+    <w:p>
+      <w:r>
+        <w:t xml:space="preserve">Griesser, M., Nystrand, M., Eggers, S., Ekman, J., 2007. </w:t>
+      </w:r>
+      <w:r>
+        <w:rPr>
+          <w:i/>
+        </w:rPr>
+        <w:t xml:space="preserve">Impact of forestry practices on fitness correlates and population productivity in an open-nesting bird species. </w:t>
+      </w:r>
+      <w:r>
+        <w:t>Conserv. Biol. 21, 767–774. https://doi.org/10.1111/j.1523- 1739.2007.00675.x</w:t>
+      </w:r>
+    </w:p>
+    <w:p>
+      <w:r>
+        <w:t xml:space="preserve">Klein, J., 2020. </w:t>
+      </w:r>
+      <w:r>
+        <w:rPr>
+          <w:i/>
+        </w:rPr>
+        <w:t xml:space="preserve">The forgotten forest – On thinning, retention, and biodiversity in the boreal forest. </w:t>
+      </w:r>
+      <w:r>
+        <w:t>Doctoral Thesis No. 2020:50</w:t>
+      </w:r>
+    </w:p>
+    <w:p>
+      <w:r>
+        <w:t xml:space="preserve">Siffczyk, C., Brotons, L., Kangas, K., Orell, M., 2003. </w:t>
+      </w:r>
+      <w:r>
+        <w:rPr>
+          <w:i/>
+        </w:rPr>
+        <w:t xml:space="preserve">Home range size of willow tits. </w:t>
+      </w:r>
+      <w:r>
+        <w:t>Oecologica, 136, 635–642 (2003)</w:t>
+      </w:r>
+    </w:p>
+    <w:p>
+      <w:r>
+        <w:t xml:space="preserve">SLU Artdatabanken, 2021. </w:t>
+      </w:r>
+      <w:r>
+        <w:rPr>
+          <w:i/>
+        </w:rPr>
+        <w:t xml:space="preserve">Artfaktablad. Naturvård – artfakta. </w:t>
+      </w:r>
+      <w:r>
+        <w:t>SLU Artdatabanken, Uppsala</w:t>
+      </w:r>
+    </w:p>
+    <w:p>
+      <w:pPr>
+        <w:pStyle w:val="Heading1"/>
+      </w:pPr>
+      <w:r>
+        <w:t>Tretåig hackspett – ekologi samt krav på livsmiljön</w:t>
+      </w:r>
+    </w:p>
+    <w:p>
+      <w:r>
+        <w:t xml:space="preserve">Tretåig hackspett (NT) är fridlyst enligt §4 Artskyddsförordningen och finns med som prioriterad art i Skogsstyrelsen vägledning för skogsbruket (bilaga 4 till SVL). I vägledningen står bland annat att: </w:t>
+      </w:r>
+      <w:r>
+        <w:rPr>
+          <w:i/>
+        </w:rPr>
+        <w:t xml:space="preserve">“Tretåig hackspett har stora arealkrav och höga krav på sin livsmiljö. Omdaningen av naturskogar till kulturskogar medför en förlust av viktiga miljöer, något som förstärks av ökad fragmentering till följd av avverkningar.” </w:t>
+      </w:r>
+      <w:r>
+        <w:t xml:space="preserve">Vidare att: </w:t>
+      </w:r>
+      <w:r>
+        <w:rPr>
+          <w:i/>
+        </w:rPr>
+        <w:t>“Områden med dokumenterad permanent förekomst i naturskogsmiljöer har vanligen så stora naturvärden att skogsbruk är olämpligt”</w:t>
+      </w:r>
+      <w:r>
+        <w:t xml:space="preserve"> (SLU Artdatabanken, 2024; Skogsstyrelsen, 2016)</w:t>
+      </w:r>
+      <w:r>
+        <w:rPr>
+          <w:i/>
+        </w:rPr>
+        <w:t>.</w:t>
+      </w:r>
+    </w:p>
+    <w:p>
+      <w:r>
+        <w:t>Tretåig hackspett är beroende av större sammanhängande naturskogar med kontinuerlig tillgång och nybildning av död ved och fragmentering av livsmiljöerna utgör ett stort hot mot arten (se exempelvis Stachura-Skierczynska et al., 2009; Wesolowski et al., 2005; Butler et al., 2004; Pakkala et al., 2002; Amcoff et al., 1996; Virkkala, 1991). Det finns studier som visar att naturskogens självgallringsprocess som den tretåiga hackspetten är beroende av, inte kan ersättas med efterlämnad hänsyn i skogsbruket (Imbeau &amp; Desrochers, 2002).</w:t>
+      </w:r>
+    </w:p>
+    <w:p>
+      <w:r>
+        <w:t>Permanenta revir av tretåig hackspett karaktäriseras ofta av artens typiska ringformigt ordnade hackmärken på framför allt gamla granar. För att säkerställa att inte revir av tretåig hackspett drabbas av avverkningsplanerna bör en inventering göras i området både under häckningstid och under vintern, då arten utnyttjar betydligt större områden än under sommarens häckningsrevir. Storleken på häckningsreviret varierar med skogstypen, förekomsten av död ved och graden av fragmentering, men är i allmänhet i storleksordningen 25–100 hektar (SLU Artdatabanken, 2024; Skogsstyrelsen, 2016).</w:t>
+      </w:r>
+    </w:p>
+    <w:p>
+      <w:r>
+        <w:t xml:space="preserve">Förutom fridlysning enligt §4 Artskyddsförordningen är tretåig hackspett även förtecknad i EU:s fågeldirektiv bilaga 1. Den är typisk art för </w:t>
+      </w:r>
+      <w:r>
+        <w:rPr>
+          <w:i/>
+        </w:rPr>
+        <w:t xml:space="preserve">9010 Taiga, 9740 Skogsbevuxen myr, 9030 Landhöjningsskog </w:t>
+      </w:r>
+      <w:r>
+        <w:t xml:space="preserve">och </w:t>
+      </w:r>
+      <w:r>
+        <w:rPr>
+          <w:i/>
+        </w:rPr>
+        <w:t>9040 Fjällbjörkskog</w:t>
+      </w:r>
+      <w:r>
+        <w:t xml:space="preserve"> samt ingår i Natura 2000 och är förtecknad i Bernkonventionen bilaga II (strikt skyddade djurarter) (SLU Artdatabanken, 2024; Skogsstyrelsen, 2016).</w:t>
+      </w:r>
+    </w:p>
+    <w:p>
+      <w:pPr>
+        <w:pStyle w:val="Heading2"/>
+      </w:pPr>
+      <w:r>
         <w:t>Referenser – tretåig hackspett</w:t>
       </w:r>
     </w:p>
@@ -810,6 +1190,78 @@
       </w:r>
       <w:r>
         <w:t>Acta Ornithologica 40(1): 53–60.</w:t>
+      </w:r>
+    </w:p>
+    <w:p>
+      <w:pPr>
+        <w:pStyle w:val="Heading1"/>
+      </w:pPr>
+      <w:r>
+        <w:t>Spillkråka – ekologi samt krav på livsmiljön</w:t>
+      </w:r>
+    </w:p>
+    <w:p>
+      <w:r>
+        <w:t xml:space="preserve">Spillkråka (§4) ingår i bilaga 1 EU:s fågeldirektiv och är typisk art för </w:t>
+      </w:r>
+      <w:r>
+        <w:rPr>
+          <w:i/>
+        </w:rPr>
+        <w:t xml:space="preserve">9010 Taiga </w:t>
+      </w:r>
+      <w:r>
+        <w:t>och</w:t>
+      </w:r>
+      <w:r>
+        <w:rPr>
+          <w:i/>
+        </w:rPr>
+        <w:t xml:space="preserve"> 9740 Skogsbevuxen myr</w:t>
+      </w:r>
+      <w:r>
+        <w:t>. Den lever i både barr- och blandskog liksom i ren lövskog. De tätaste populationerna tenderar att finnas i äldre, variationsrik blandskog med gott om död ved och gamla träd. Varje par utnyttjar 400–1000 hektar skog beroende på skogens kvalitet. Skogsbruk med korta omloppstider och täta, homogena ungskogar utgör det största hotet (SLU Artdatabanken, 2026).</w:t>
+      </w:r>
+    </w:p>
+    <w:p>
+      <w:r>
+        <w:t>Spillkråka är en nyckelart i skogliga miljöer vars övergivna bohål utnyttjas av flera andra hålhäckande fågelarter och fladdermöss, däribland pärluggla (EN, §4), knipa (§4), salskrake (§4) och skogsduva (§4). Hökuggla (VU, §4) och slaguggla (§4) häckar ofta i högstubbar som brutits av i höjd med ett gammalt spillkråkebo (Skogsstyrelsen, 2016).</w:t>
+      </w:r>
+    </w:p>
+    <w:p>
+      <w:pPr>
+        <w:pStyle w:val="Heading2"/>
+      </w:pPr>
+      <w:r>
+        <w:t>Referenser – spillkråka</w:t>
+      </w:r>
+    </w:p>
+    <w:p>
+      <w:r>
+        <w:t xml:space="preserve">Skogsstyrelsen, 2016. </w:t>
+      </w:r>
+      <w:r>
+        <w:rPr>
+          <w:i/>
+        </w:rPr>
+        <w:t xml:space="preserve">Vägledning för hänsyn till spillkråka. </w:t>
+      </w:r>
+      <w:r>
+        <w:t>Vägledningar och kunskapsstöd artskydd – Skogsstyrelsen.</w:t>
+      </w:r>
+    </w:p>
+    <w:p>
+      <w:r>
+        <w:t xml:space="preserve">SLU Artdatabanken, 2026. </w:t>
+      </w:r>
+      <w:r>
+        <w:rPr>
+          <w:i/>
+        </w:rPr>
+        <w:t xml:space="preserve">Artfaktablad. Naturvård – artfakta. </w:t>
+      </w:r>
+      <w:r>
+        <w:t>SLU Artdatabanken, Uppsala.</w:t>
       </w:r>
     </w:p>
     <w:sectPr>
@@ -940,7 +1392,7 @@
     <w:r>
       <w:tab/>
       <w:tab/>
-      <w:t>2026-09-15</w:t>
+      <w:t>2026-09-16</w:t>
       <w:br/>
       <w:br/>
     </w:r>

--- a/klagomål/A 33021-2026 FSC-klagomål.docx
+++ b/klagomål/A 33021-2026 FSC-klagomål.docx
@@ -1392,7 +1392,7 @@
     <w:r>
       <w:tab/>
       <w:tab/>
-      <w:t>2026-09-16</w:t>
+      <w:t>2026-09-17</w:t>
       <w:br/>
       <w:br/>
     </w:r>

--- a/klagomål/A 33021-2026 FSC-klagomål.docx
+++ b/klagomål/A 33021-2026 FSC-klagomål.docx
@@ -1392,7 +1392,7 @@
     <w:r>
       <w:tab/>
       <w:tab/>
-      <w:t>2026-09-17</w:t>
+      <w:t>2026-09-18</w:t>
       <w:br/>
       <w:br/>
     </w:r>

--- a/klagomål/A 33021-2026 FSC-klagomål.docx
+++ b/klagomål/A 33021-2026 FSC-klagomål.docx
@@ -1392,7 +1392,7 @@
     <w:r>
       <w:tab/>
       <w:tab/>
-      <w:t>2026-09-18</w:t>
+      <w:t>2026-09-19</w:t>
       <w:br/>
       <w:br/>
     </w:r>

--- a/klagomål/A 33021-2026 FSC-klagomål.docx
+++ b/klagomål/A 33021-2026 FSC-klagomål.docx
@@ -1392,7 +1392,7 @@
     <w:r>
       <w:tab/>
       <w:tab/>
-      <w:t>2026-09-19</w:t>
+      <w:t>2026-09-21</w:t>
       <w:br/>
       <w:br/>
     </w:r>

--- a/klagomål/A 33021-2026 FSC-klagomål.docx
+++ b/klagomål/A 33021-2026 FSC-klagomål.docx
@@ -1392,7 +1392,7 @@
     <w:r>
       <w:tab/>
       <w:tab/>
-      <w:t>2026-09-21</w:t>
+      <w:t>2026-09-23</w:t>
       <w:br/>
       <w:br/>
     </w:r>

--- a/klagomål/A 33021-2026 FSC-klagomål.docx
+++ b/klagomål/A 33021-2026 FSC-klagomål.docx
@@ -1392,7 +1392,7 @@
     <w:r>
       <w:tab/>
       <w:tab/>
-      <w:t>2026-09-23</w:t>
+      <w:t>2026-09-24</w:t>
       <w:br/>
       <w:br/>
     </w:r>

--- a/klagomål/A 33021-2026 FSC-klagomål.docx
+++ b/klagomål/A 33021-2026 FSC-klagomål.docx
@@ -1392,7 +1392,7 @@
     <w:r>
       <w:tab/>
       <w:tab/>
-      <w:t>2026-09-24</w:t>
+      <w:t>2026-09-25</w:t>
       <w:br/>
       <w:br/>
     </w:r>

--- a/klagomål/A 33021-2026 FSC-klagomål.docx
+++ b/klagomål/A 33021-2026 FSC-klagomål.docx
@@ -1392,7 +1392,7 @@
     <w:r>
       <w:tab/>
       <w:tab/>
-      <w:t>2026-09-25</w:t>
+      <w:t>2026-09-26</w:t>
       <w:br/>
       <w:br/>
     </w:r>

--- a/klagomål/A 33021-2026 FSC-klagomål.docx
+++ b/klagomål/A 33021-2026 FSC-klagomål.docx
@@ -1392,7 +1392,7 @@
     <w:r>
       <w:tab/>
       <w:tab/>
-      <w:t>2026-09-26</w:t>
+      <w:t>2026-09-27</w:t>
       <w:br/>
       <w:br/>
     </w:r>

--- a/klagomål/A 33021-2026 FSC-klagomål.docx
+++ b/klagomål/A 33021-2026 FSC-klagomål.docx
@@ -1392,7 +1392,7 @@
     <w:r>
       <w:tab/>
       <w:tab/>
-      <w:t>2026-09-27</w:t>
+      <w:t>2026-09-28</w:t>
       <w:br/>
       <w:br/>
     </w:r>

--- a/klagomål/A 33021-2026 FSC-klagomål.docx
+++ b/klagomål/A 33021-2026 FSC-klagomål.docx
@@ -1392,7 +1392,7 @@
     <w:r>
       <w:tab/>
       <w:tab/>
-      <w:t>2026-09-28</w:t>
+      <w:t>2026-09-29</w:t>
       <w:br/>
       <w:br/>
     </w:r>

--- a/klagomål/A 33021-2026 FSC-klagomål.docx
+++ b/klagomål/A 33021-2026 FSC-klagomål.docx
@@ -1392,7 +1392,7 @@
     <w:r>
       <w:tab/>
       <w:tab/>
-      <w:t>2026-09-29</w:t>
+      <w:t>2026-09-30</w:t>
       <w:br/>
       <w:br/>
     </w:r>

--- a/klagomål/A 33021-2026 FSC-klagomål.docx
+++ b/klagomål/A 33021-2026 FSC-klagomål.docx
@@ -1392,7 +1392,7 @@
     <w:r>
       <w:tab/>
       <w:tab/>
-      <w:t>2026-09-30</w:t>
+      <w:t>2026-10-01</w:t>
       <w:br/>
       <w:br/>
     </w:r>

--- a/klagomål/A 33021-2026 FSC-klagomål.docx
+++ b/klagomål/A 33021-2026 FSC-klagomål.docx
@@ -1392,7 +1392,7 @@
     <w:r>
       <w:tab/>
       <w:tab/>
-      <w:t>2026-10-01</w:t>
+      <w:t>2026-10-02</w:t>
       <w:br/>
       <w:br/>
     </w:r>

--- a/klagomål/A 33021-2026 FSC-klagomål.docx
+++ b/klagomål/A 33021-2026 FSC-klagomål.docx
@@ -1392,7 +1392,7 @@
     <w:r>
       <w:tab/>
       <w:tab/>
-      <w:t>2026-10-02</w:t>
+      <w:t>2026-10-03</w:t>
       <w:br/>
       <w:br/>
     </w:r>

--- a/klagomål/A 33021-2026 FSC-klagomål.docx
+++ b/klagomål/A 33021-2026 FSC-klagomål.docx
@@ -1392,7 +1392,7 @@
     <w:r>
       <w:tab/>
       <w:tab/>
-      <w:t>2026-10-03</w:t>
+      <w:t>2026-10-04</w:t>
       <w:br/>
       <w:br/>
     </w:r>

--- a/klagomål/A 33021-2026 FSC-klagomål.docx
+++ b/klagomål/A 33021-2026 FSC-klagomål.docx
@@ -1392,7 +1392,7 @@
     <w:r>
       <w:tab/>
       <w:tab/>
-      <w:t>2026-10-04</w:t>
+      <w:t>2026-10-05</w:t>
       <w:br/>
       <w:br/>
     </w:r>

--- a/klagomål/A 33021-2026 FSC-klagomål.docx
+++ b/klagomål/A 33021-2026 FSC-klagomål.docx
@@ -1392,7 +1392,7 @@
     <w:r>
       <w:tab/>
       <w:tab/>
-      <w:t>2026-10-05</w:t>
+      <w:t>2026-10-06</w:t>
       <w:br/>
       <w:br/>
     </w:r>

--- a/klagomål/A 33021-2026 FSC-klagomål.docx
+++ b/klagomål/A 33021-2026 FSC-klagomål.docx
@@ -1392,7 +1392,7 @@
     <w:r>
       <w:tab/>
       <w:tab/>
-      <w:t>2026-10-06</w:t>
+      <w:t>2026-10-07</w:t>
       <w:br/>
       <w:br/>
     </w:r>

--- a/klagomål/A 33021-2026 FSC-klagomål.docx
+++ b/klagomål/A 33021-2026 FSC-klagomål.docx
@@ -1392,7 +1392,7 @@
     <w:r>
       <w:tab/>
       <w:tab/>
-      <w:t>2026-10-07</w:t>
+      <w:t>2026-10-08</w:t>
       <w:br/>
       <w:br/>
     </w:r>

--- a/klagomål/A 33021-2026 FSC-klagomål.docx
+++ b/klagomål/A 33021-2026 FSC-klagomål.docx
@@ -1392,7 +1392,7 @@
     <w:r>
       <w:tab/>
       <w:tab/>
-      <w:t>2026-10-08</w:t>
+      <w:t>2026-10-09</w:t>
       <w:br/>
       <w:br/>
     </w:r>

--- a/klagomål/A 33021-2026 FSC-klagomål.docx
+++ b/klagomål/A 33021-2026 FSC-klagomål.docx
@@ -1392,7 +1392,7 @@
     <w:r>
       <w:tab/>
       <w:tab/>
-      <w:t>2026-10-09</w:t>
+      <w:t>2026-10-10</w:t>
       <w:br/>
       <w:br/>
     </w:r>

--- a/klagomål/A 33021-2026 FSC-klagomål.docx
+++ b/klagomål/A 33021-2026 FSC-klagomål.docx
@@ -1392,7 +1392,7 @@
     <w:r>
       <w:tab/>
       <w:tab/>
-      <w:t>2026-10-10</w:t>
+      <w:t>2026-10-11</w:t>
       <w:br/>
       <w:br/>
     </w:r>

--- a/klagomål/A 33021-2026 FSC-klagomål.docx
+++ b/klagomål/A 33021-2026 FSC-klagomål.docx
@@ -1392,7 +1392,7 @@
     <w:r>
       <w:tab/>
       <w:tab/>
-      <w:t>2026-10-11</w:t>
+      <w:t>2026-10-12</w:t>
       <w:br/>
       <w:br/>
     </w:r>

--- a/klagomål/A 33021-2026 FSC-klagomål.docx
+++ b/klagomål/A 33021-2026 FSC-klagomål.docx
@@ -1392,7 +1392,7 @@
     <w:r>
       <w:tab/>
       <w:tab/>
-      <w:t>2026-10-12</w:t>
+      <w:t>2026-10-13</w:t>
       <w:br/>
       <w:br/>
     </w:r>

--- a/klagomål/A 33021-2026 FSC-klagomål.docx
+++ b/klagomål/A 33021-2026 FSC-klagomål.docx
@@ -1392,7 +1392,7 @@
     <w:r>
       <w:tab/>
       <w:tab/>
-      <w:t>2026-10-13</w:t>
+      <w:t>2026-10-14</w:t>
       <w:br/>
       <w:br/>
     </w:r>

--- a/klagomål/A 33021-2026 FSC-klagomål.docx
+++ b/klagomål/A 33021-2026 FSC-klagomål.docx
@@ -1392,7 +1392,7 @@
     <w:r>
       <w:tab/>
       <w:tab/>
-      <w:t>2026-10-14</w:t>
+      <w:t>2026-10-15</w:t>
       <w:br/>
       <w:br/>
     </w:r>

--- a/klagomål/A 33021-2026 FSC-klagomål.docx
+++ b/klagomål/A 33021-2026 FSC-klagomål.docx
@@ -1392,7 +1392,7 @@
     <w:r>
       <w:tab/>
       <w:tab/>
-      <w:t>2026-10-15</w:t>
+      <w:t>2026-10-16</w:t>
       <w:br/>
       <w:br/>
     </w:r>

--- a/klagomål/A 33021-2026 FSC-klagomål.docx
+++ b/klagomål/A 33021-2026 FSC-klagomål.docx
@@ -1392,7 +1392,7 @@
     <w:r>
       <w:tab/>
       <w:tab/>
-      <w:t>2026-10-16</w:t>
+      <w:t>2026-10-17</w:t>
       <w:br/>
       <w:br/>
     </w:r>

--- a/klagomål/A 33021-2026 FSC-klagomål.docx
+++ b/klagomål/A 33021-2026 FSC-klagomål.docx
@@ -1392,7 +1392,7 @@
     <w:r>
       <w:tab/>
       <w:tab/>
-      <w:t>2026-10-17</w:t>
+      <w:t>2026-10-18</w:t>
       <w:br/>
       <w:br/>
     </w:r>

--- a/klagomål/A 33021-2026 FSC-klagomål.docx
+++ b/klagomål/A 33021-2026 FSC-klagomål.docx
@@ -1392,7 +1392,7 @@
     <w:r>
       <w:tab/>
       <w:tab/>
-      <w:t>2026-10-18</w:t>
+      <w:t>2026-10-19</w:t>
       <w:br/>
       <w:br/>
     </w:r>

--- a/klagomål/A 33021-2026 FSC-klagomål.docx
+++ b/klagomål/A 33021-2026 FSC-klagomål.docx
@@ -1392,7 +1392,7 @@
     <w:r>
       <w:tab/>
       <w:tab/>
-      <w:t>2026-10-19</w:t>
+      <w:t>2026-10-20</w:t>
       <w:br/>
       <w:br/>
     </w:r>

--- a/klagomål/A 33021-2026 FSC-klagomål.docx
+++ b/klagomål/A 33021-2026 FSC-klagomål.docx
@@ -1392,7 +1392,7 @@
     <w:r>
       <w:tab/>
       <w:tab/>
-      <w:t>2026-10-20</w:t>
+      <w:t>2026-10-21</w:t>
       <w:br/>
       <w:br/>
     </w:r>

--- a/klagomål/A 33021-2026 FSC-klagomål.docx
+++ b/klagomål/A 33021-2026 FSC-klagomål.docx
@@ -1392,7 +1392,7 @@
     <w:r>
       <w:tab/>
       <w:tab/>
-      <w:t>2026-10-21</w:t>
+      <w:t>2026-10-22</w:t>
       <w:br/>
       <w:br/>
     </w:r>

--- a/klagomål/A 33021-2026 FSC-klagomål.docx
+++ b/klagomål/A 33021-2026 FSC-klagomål.docx
@@ -1392,7 +1392,7 @@
     <w:r>
       <w:tab/>
       <w:tab/>
-      <w:t>2026-10-22</w:t>
+      <w:t>2026-10-23</w:t>
       <w:br/>
       <w:br/>
     </w:r>

--- a/klagomål/A 33021-2026 FSC-klagomål.docx
+++ b/klagomål/A 33021-2026 FSC-klagomål.docx
@@ -1392,7 +1392,7 @@
     <w:r>
       <w:tab/>
       <w:tab/>
-      <w:t>2026-10-23</w:t>
+      <w:t>2026-10-24</w:t>
       <w:br/>
       <w:br/>
     </w:r>

--- a/klagomål/A 33021-2026 FSC-klagomål.docx
+++ b/klagomål/A 33021-2026 FSC-klagomål.docx
@@ -1392,7 +1392,7 @@
     <w:r>
       <w:tab/>
       <w:tab/>
-      <w:t>2026-10-24</w:t>
+      <w:t>2026-10-25</w:t>
       <w:br/>
       <w:br/>
     </w:r>

--- a/klagomål/A 33021-2026 FSC-klagomål.docx
+++ b/klagomål/A 33021-2026 FSC-klagomål.docx
@@ -1392,7 +1392,7 @@
     <w:r>
       <w:tab/>
       <w:tab/>
-      <w:t>2026-10-25</w:t>
+      <w:t>2026-10-26</w:t>
       <w:br/>
       <w:br/>
     </w:r>

--- a/klagomål/A 33021-2026 FSC-klagomål.docx
+++ b/klagomål/A 33021-2026 FSC-klagomål.docx
@@ -1392,7 +1392,7 @@
     <w:r>
       <w:tab/>
       <w:tab/>
-      <w:t>2026-10-26</w:t>
+      <w:t>2026-10-27</w:t>
       <w:br/>
       <w:br/>
     </w:r>

--- a/klagomål/A 33021-2026 FSC-klagomål.docx
+++ b/klagomål/A 33021-2026 FSC-klagomål.docx
@@ -1392,7 +1392,7 @@
     <w:r>
       <w:tab/>
       <w:tab/>
-      <w:t>2026-10-27</w:t>
+      <w:t>2026-10-28</w:t>
       <w:br/>
       <w:br/>
     </w:r>

--- a/klagomål/A 33021-2026 FSC-klagomål.docx
+++ b/klagomål/A 33021-2026 FSC-klagomål.docx
@@ -1392,7 +1392,7 @@
     <w:r>
       <w:tab/>
       <w:tab/>
-      <w:t>2026-10-28</w:t>
+      <w:t>2026-10-29</w:t>
       <w:br/>
       <w:br/>
     </w:r>

--- a/klagomål/A 33021-2026 FSC-klagomål.docx
+++ b/klagomål/A 33021-2026 FSC-klagomål.docx
@@ -1392,7 +1392,7 @@
     <w:r>
       <w:tab/>
       <w:tab/>
-      <w:t>2026-10-29</w:t>
+      <w:t>2026-10-31</w:t>
       <w:br/>
       <w:br/>
     </w:r>
